--- a/Work Type.docx
+++ b/Work Type.docx
@@ -697,7 +697,7 @@
       </w:tblPr>
       <w:tblGrid>
         <w:gridCol w:w="1438"/>
-        <w:gridCol w:w="2811"/>
+        <w:gridCol w:w="3936"/>
       </w:tblGrid>
       <w:tr>
         <w:tc>
@@ -891,6 +891,437 @@
             </w:pPr>
             <w:r>
               <w:t>Billing &amp; commercial tracking</w:t>
+            </w:r>
+          </w:p>
+        </w:tc>
+      </w:tr>
+      <w:tr>
+        <w:tc>
+          <w:tcPr>
+            <w:tcW w:w="0" w:type="auto"/>
+            <w:hideMark/>
+          </w:tcPr>
+          <w:p>
+            <w:pPr>
+              <w:jc w:val="center"/>
+              <w:rPr>
+                <w:rFonts w:ascii="Times New Roman" w:eastAsia="Times New Roman" w:hAnsi="Times New Roman" w:cs="Times New Roman"/>
+                <w:b/>
+                <w:bCs/>
+                <w:kern w:val="0"/>
+                <w:sz w:val="24"/>
+                <w:szCs w:val="24"/>
+                <w:lang w:eastAsia="en-IN" w:bidi="mr-IN"/>
+                <w14:ligatures w14:val="none"/>
+              </w:rPr>
+            </w:pPr>
+            <w:r>
+              <w:rPr>
+                <w:rFonts w:ascii="Times New Roman" w:eastAsia="Times New Roman" w:hAnsi="Times New Roman" w:cs="Times New Roman"/>
+                <w:b/>
+                <w:bCs/>
+                <w:kern w:val="0"/>
+                <w:sz w:val="24"/>
+                <w:szCs w:val="24"/>
+                <w:lang w:eastAsia="en-IN" w:bidi="mr-IN"/>
+                <w14:ligatures w14:val="none"/>
+              </w:rPr>
+              <w:lastRenderedPageBreak/>
+              <w:t>Role</w:t>
+            </w:r>
+          </w:p>
+        </w:tc>
+        <w:tc>
+          <w:tcPr>
+            <w:tcW w:w="0" w:type="auto"/>
+            <w:hideMark/>
+          </w:tcPr>
+          <w:p>
+            <w:pPr>
+              <w:jc w:val="center"/>
+              <w:rPr>
+                <w:rFonts w:ascii="Times New Roman" w:eastAsia="Times New Roman" w:hAnsi="Times New Roman" w:cs="Times New Roman"/>
+                <w:b/>
+                <w:bCs/>
+                <w:kern w:val="0"/>
+                <w:sz w:val="24"/>
+                <w:szCs w:val="24"/>
+                <w:lang w:eastAsia="en-IN" w:bidi="mr-IN"/>
+                <w14:ligatures w14:val="none"/>
+              </w:rPr>
+            </w:pPr>
+            <w:r>
+              <w:rPr>
+                <w:rFonts w:ascii="Times New Roman" w:eastAsia="Times New Roman" w:hAnsi="Times New Roman" w:cs="Times New Roman"/>
+                <w:b/>
+                <w:bCs/>
+                <w:kern w:val="0"/>
+                <w:sz w:val="24"/>
+                <w:szCs w:val="24"/>
+                <w:lang w:eastAsia="en-IN" w:bidi="mr-IN"/>
+                <w14:ligatures w14:val="none"/>
+              </w:rPr>
+              <w:t>Main Responsibility</w:t>
+            </w:r>
+          </w:p>
+        </w:tc>
+      </w:tr>
+      <w:tr>
+        <w:tc>
+          <w:tcPr>
+            <w:tcW w:w="0" w:type="auto"/>
+            <w:hideMark/>
+          </w:tcPr>
+          <w:p>
+            <w:pPr>
+              <w:rPr>
+                <w:rFonts w:ascii="Times New Roman" w:eastAsia="Times New Roman" w:hAnsi="Times New Roman" w:cs="Times New Roman"/>
+                <w:kern w:val="0"/>
+                <w:sz w:val="24"/>
+                <w:szCs w:val="24"/>
+                <w:lang w:eastAsia="en-IN" w:bidi="mr-IN"/>
+                <w14:ligatures w14:val="none"/>
+              </w:rPr>
+            </w:pPr>
+            <w:r>
+              <w:rPr>
+                <w:rFonts w:ascii="Times New Roman" w:eastAsia="Times New Roman" w:hAnsi="Times New Roman" w:cs="Times New Roman"/>
+                <w:kern w:val="0"/>
+                <w:sz w:val="24"/>
+                <w:szCs w:val="24"/>
+                <w:lang w:eastAsia="en-IN" w:bidi="mr-IN"/>
+                <w14:ligatures w14:val="none"/>
+              </w:rPr>
+              <w:t>Admin</w:t>
+            </w:r>
+          </w:p>
+        </w:tc>
+        <w:tc>
+          <w:tcPr>
+            <w:tcW w:w="0" w:type="auto"/>
+            <w:hideMark/>
+          </w:tcPr>
+          <w:p>
+            <w:pPr>
+              <w:rPr>
+                <w:rFonts w:ascii="Times New Roman" w:eastAsia="Times New Roman" w:hAnsi="Times New Roman" w:cs="Times New Roman"/>
+                <w:kern w:val="0"/>
+                <w:sz w:val="24"/>
+                <w:szCs w:val="24"/>
+                <w:lang w:eastAsia="en-IN" w:bidi="mr-IN"/>
+                <w14:ligatures w14:val="none"/>
+              </w:rPr>
+            </w:pPr>
+            <w:r>
+              <w:rPr>
+                <w:rFonts w:ascii="Times New Roman" w:eastAsia="Times New Roman" w:hAnsi="Times New Roman" w:cs="Times New Roman"/>
+                <w:kern w:val="0"/>
+                <w:sz w:val="24"/>
+                <w:szCs w:val="24"/>
+                <w:lang w:eastAsia="en-IN" w:bidi="mr-IN"/>
+                <w14:ligatures w14:val="none"/>
+              </w:rPr>
+              <w:t>Full control, approvals, corrections</w:t>
+            </w:r>
+          </w:p>
+        </w:tc>
+      </w:tr>
+      <w:tr>
+        <w:tc>
+          <w:tcPr>
+            <w:tcW w:w="0" w:type="auto"/>
+            <w:hideMark/>
+          </w:tcPr>
+          <w:p>
+            <w:pPr>
+              <w:rPr>
+                <w:rFonts w:ascii="Times New Roman" w:eastAsia="Times New Roman" w:hAnsi="Times New Roman" w:cs="Times New Roman"/>
+                <w:kern w:val="0"/>
+                <w:sz w:val="24"/>
+                <w:szCs w:val="24"/>
+                <w:lang w:eastAsia="en-IN" w:bidi="mr-IN"/>
+                <w14:ligatures w14:val="none"/>
+              </w:rPr>
+            </w:pPr>
+            <w:r>
+              <w:rPr>
+                <w:rFonts w:ascii="Times New Roman" w:eastAsia="Times New Roman" w:hAnsi="Times New Roman" w:cs="Times New Roman"/>
+                <w:kern w:val="0"/>
+                <w:sz w:val="24"/>
+                <w:szCs w:val="24"/>
+                <w:lang w:eastAsia="en-IN" w:bidi="mr-IN"/>
+                <w14:ligatures w14:val="none"/>
+              </w:rPr>
+              <w:t>Sales</w:t>
+            </w:r>
+          </w:p>
+        </w:tc>
+        <w:tc>
+          <w:tcPr>
+            <w:tcW w:w="0" w:type="auto"/>
+            <w:hideMark/>
+          </w:tcPr>
+          <w:p>
+            <w:pPr>
+              <w:rPr>
+                <w:rFonts w:ascii="Times New Roman" w:eastAsia="Times New Roman" w:hAnsi="Times New Roman" w:cs="Times New Roman"/>
+                <w:kern w:val="0"/>
+                <w:sz w:val="24"/>
+                <w:szCs w:val="24"/>
+                <w:lang w:eastAsia="en-IN" w:bidi="mr-IN"/>
+                <w14:ligatures w14:val="none"/>
+              </w:rPr>
+            </w:pPr>
+            <w:r>
+              <w:rPr>
+                <w:rFonts w:ascii="Times New Roman" w:eastAsia="Times New Roman" w:hAnsi="Times New Roman" w:cs="Times New Roman"/>
+                <w:kern w:val="0"/>
+                <w:sz w:val="24"/>
+                <w:szCs w:val="24"/>
+                <w:lang w:eastAsia="en-IN" w:bidi="mr-IN"/>
+                <w14:ligatures w14:val="none"/>
+              </w:rPr>
+              <w:t>Enquiry → Quotation → Sales Order</w:t>
+            </w:r>
+          </w:p>
+        </w:tc>
+      </w:tr>
+      <w:tr>
+        <w:tc>
+          <w:tcPr>
+            <w:tcW w:w="0" w:type="auto"/>
+            <w:hideMark/>
+          </w:tcPr>
+          <w:p>
+            <w:pPr>
+              <w:rPr>
+                <w:rFonts w:ascii="Times New Roman" w:eastAsia="Times New Roman" w:hAnsi="Times New Roman" w:cs="Times New Roman"/>
+                <w:kern w:val="0"/>
+                <w:sz w:val="24"/>
+                <w:szCs w:val="24"/>
+                <w:lang w:eastAsia="en-IN" w:bidi="mr-IN"/>
+                <w14:ligatures w14:val="none"/>
+              </w:rPr>
+            </w:pPr>
+            <w:r>
+              <w:rPr>
+                <w:rFonts w:ascii="Times New Roman" w:eastAsia="Times New Roman" w:hAnsi="Times New Roman" w:cs="Times New Roman"/>
+                <w:kern w:val="0"/>
+                <w:sz w:val="24"/>
+                <w:szCs w:val="24"/>
+                <w:lang w:eastAsia="en-IN" w:bidi="mr-IN"/>
+                <w14:ligatures w14:val="none"/>
+              </w:rPr>
+              <w:t>Store</w:t>
+            </w:r>
+          </w:p>
+        </w:tc>
+        <w:tc>
+          <w:tcPr>
+            <w:tcW w:w="0" w:type="auto"/>
+            <w:hideMark/>
+          </w:tcPr>
+          <w:p>
+            <w:pPr>
+              <w:rPr>
+                <w:rFonts w:ascii="Times New Roman" w:eastAsia="Times New Roman" w:hAnsi="Times New Roman" w:cs="Times New Roman"/>
+                <w:kern w:val="0"/>
+                <w:sz w:val="24"/>
+                <w:szCs w:val="24"/>
+                <w:lang w:eastAsia="en-IN" w:bidi="mr-IN"/>
+                <w14:ligatures w14:val="none"/>
+              </w:rPr>
+            </w:pPr>
+            <w:r>
+              <w:rPr>
+                <w:rFonts w:ascii="Times New Roman" w:eastAsia="Times New Roman" w:hAnsi="Times New Roman" w:cs="Times New Roman"/>
+                <w:kern w:val="0"/>
+                <w:sz w:val="24"/>
+                <w:szCs w:val="24"/>
+                <w:lang w:eastAsia="en-IN" w:bidi="mr-IN"/>
+                <w14:ligatures w14:val="none"/>
+              </w:rPr>
+              <w:t>RM inward, stock movement, dispatch</w:t>
+            </w:r>
+          </w:p>
+        </w:tc>
+      </w:tr>
+      <w:tr>
+        <w:tc>
+          <w:tcPr>
+            <w:tcW w:w="0" w:type="auto"/>
+            <w:hideMark/>
+          </w:tcPr>
+          <w:p>
+            <w:pPr>
+              <w:rPr>
+                <w:rFonts w:ascii="Times New Roman" w:eastAsia="Times New Roman" w:hAnsi="Times New Roman" w:cs="Times New Roman"/>
+                <w:kern w:val="0"/>
+                <w:sz w:val="24"/>
+                <w:szCs w:val="24"/>
+                <w:lang w:eastAsia="en-IN" w:bidi="mr-IN"/>
+                <w14:ligatures w14:val="none"/>
+              </w:rPr>
+            </w:pPr>
+            <w:r>
+              <w:rPr>
+                <w:rFonts w:ascii="Times New Roman" w:eastAsia="Times New Roman" w:hAnsi="Times New Roman" w:cs="Times New Roman"/>
+                <w:kern w:val="0"/>
+                <w:sz w:val="24"/>
+                <w:szCs w:val="24"/>
+                <w:lang w:eastAsia="en-IN" w:bidi="mr-IN"/>
+                <w14:ligatures w14:val="none"/>
+              </w:rPr>
+              <w:t>Production</w:t>
+            </w:r>
+          </w:p>
+        </w:tc>
+        <w:tc>
+          <w:tcPr>
+            <w:tcW w:w="0" w:type="auto"/>
+            <w:hideMark/>
+          </w:tcPr>
+          <w:p>
+            <w:pPr>
+              <w:rPr>
+                <w:rFonts w:ascii="Times New Roman" w:eastAsia="Times New Roman" w:hAnsi="Times New Roman" w:cs="Times New Roman"/>
+                <w:kern w:val="0"/>
+                <w:sz w:val="24"/>
+                <w:szCs w:val="24"/>
+                <w:lang w:eastAsia="en-IN" w:bidi="mr-IN"/>
+                <w14:ligatures w14:val="none"/>
+              </w:rPr>
+            </w:pPr>
+            <w:r>
+              <w:rPr>
+                <w:rFonts w:ascii="Times New Roman" w:eastAsia="Times New Roman" w:hAnsi="Times New Roman" w:cs="Times New Roman"/>
+                <w:kern w:val="0"/>
+                <w:sz w:val="24"/>
+                <w:szCs w:val="24"/>
+                <w:lang w:eastAsia="en-IN" w:bidi="mr-IN"/>
+                <w14:ligatures w14:val="none"/>
+              </w:rPr>
+              <w:t>Production entry</w:t>
+            </w:r>
+          </w:p>
+        </w:tc>
+      </w:tr>
+      <w:tr>
+        <w:tc>
+          <w:tcPr>
+            <w:tcW w:w="0" w:type="auto"/>
+            <w:hideMark/>
+          </w:tcPr>
+          <w:p>
+            <w:pPr>
+              <w:rPr>
+                <w:rFonts w:ascii="Times New Roman" w:eastAsia="Times New Roman" w:hAnsi="Times New Roman" w:cs="Times New Roman"/>
+                <w:kern w:val="0"/>
+                <w:sz w:val="24"/>
+                <w:szCs w:val="24"/>
+                <w:lang w:eastAsia="en-IN" w:bidi="mr-IN"/>
+                <w14:ligatures w14:val="none"/>
+              </w:rPr>
+            </w:pPr>
+            <w:r>
+              <w:rPr>
+                <w:rFonts w:ascii="Times New Roman" w:eastAsia="Times New Roman" w:hAnsi="Times New Roman" w:cs="Times New Roman"/>
+                <w:kern w:val="0"/>
+                <w:sz w:val="24"/>
+                <w:szCs w:val="24"/>
+                <w:lang w:eastAsia="en-IN" w:bidi="mr-IN"/>
+                <w14:ligatures w14:val="none"/>
+              </w:rPr>
+              <w:t>QC</w:t>
+            </w:r>
+          </w:p>
+        </w:tc>
+        <w:tc>
+          <w:tcPr>
+            <w:tcW w:w="0" w:type="auto"/>
+            <w:hideMark/>
+          </w:tcPr>
+          <w:p>
+            <w:pPr>
+              <w:rPr>
+                <w:rFonts w:ascii="Times New Roman" w:eastAsia="Times New Roman" w:hAnsi="Times New Roman" w:cs="Times New Roman"/>
+                <w:kern w:val="0"/>
+                <w:sz w:val="24"/>
+                <w:szCs w:val="24"/>
+                <w:lang w:eastAsia="en-IN" w:bidi="mr-IN"/>
+                <w14:ligatures w14:val="none"/>
+              </w:rPr>
+            </w:pPr>
+            <w:r>
+              <w:rPr>
+                <w:rFonts w:ascii="Times New Roman" w:eastAsia="Times New Roman" w:hAnsi="Times New Roman" w:cs="Times New Roman"/>
+                <w:kern w:val="0"/>
+                <w:sz w:val="24"/>
+                <w:szCs w:val="24"/>
+                <w:lang w:eastAsia="en-IN" w:bidi="mr-IN"/>
+                <w14:ligatures w14:val="none"/>
+              </w:rPr>
+              <w:t>QC inspection, rework, hold, scrap</w:t>
+            </w:r>
+          </w:p>
+        </w:tc>
+      </w:tr>
+      <w:tr>
+        <w:tc>
+          <w:tcPr>
+            <w:tcW w:w="0" w:type="auto"/>
+            <w:hideMark/>
+          </w:tcPr>
+          <w:p>
+            <w:pPr>
+              <w:rPr>
+                <w:rFonts w:ascii="Times New Roman" w:eastAsia="Times New Roman" w:hAnsi="Times New Roman" w:cs="Times New Roman"/>
+                <w:kern w:val="0"/>
+                <w:sz w:val="24"/>
+                <w:szCs w:val="24"/>
+                <w:lang w:eastAsia="en-IN" w:bidi="mr-IN"/>
+                <w14:ligatures w14:val="none"/>
+              </w:rPr>
+            </w:pPr>
+            <w:r>
+              <w:rPr>
+                <w:rFonts w:ascii="Times New Roman" w:eastAsia="Times New Roman" w:hAnsi="Times New Roman" w:cs="Times New Roman"/>
+                <w:kern w:val="0"/>
+                <w:sz w:val="24"/>
+                <w:szCs w:val="24"/>
+                <w:lang w:eastAsia="en-IN" w:bidi="mr-IN"/>
+                <w14:ligatures w14:val="none"/>
+              </w:rPr>
+              <w:t>Accounts</w:t>
+            </w:r>
+          </w:p>
+        </w:tc>
+        <w:tc>
+          <w:tcPr>
+            <w:tcW w:w="0" w:type="auto"/>
+            <w:hideMark/>
+          </w:tcPr>
+          <w:p>
+            <w:pPr>
+              <w:rPr>
+                <w:rFonts w:ascii="Times New Roman" w:eastAsia="Times New Roman" w:hAnsi="Times New Roman" w:cs="Times New Roman"/>
+                <w:kern w:val="0"/>
+                <w:sz w:val="24"/>
+                <w:szCs w:val="24"/>
+                <w:lang w:eastAsia="en-IN" w:bidi="mr-IN"/>
+                <w14:ligatures w14:val="none"/>
+              </w:rPr>
+            </w:pPr>
+            <w:r>
+              <w:rPr>
+                <w:rFonts w:ascii="Times New Roman" w:eastAsia="Times New Roman" w:hAnsi="Times New Roman" w:cs="Times New Roman"/>
+                <w:kern w:val="0"/>
+                <w:sz w:val="24"/>
+                <w:szCs w:val="24"/>
+                <w:lang w:eastAsia="en-IN" w:bidi="mr-IN"/>
+                <w14:ligatures w14:val="none"/>
+              </w:rPr>
+              <w:t>Sales Bill, Purchase Bill, Tally export</w:t>
             </w:r>
           </w:p>
         </w:tc>
@@ -1510,6 +1941,7 @@
   <w:style w:type="character" w:default="1" w:styleId="DefaultParagraphFont">
     <w:name w:val="Default Paragraph Font"/>
     <w:uiPriority w:val="1"/>
+    <w:semiHidden/>
     <w:unhideWhenUsed/>
   </w:style>
   <w:style w:type="table" w:default="1" w:styleId="TableNormal">
